--- a/rapports/2026-06-06/EQ25/EQ25_enq4_v2/DR_032202030015/02-15-44-17.docx
+++ b/rapports/2026-06-06/EQ25/EQ25_enq4_v2/DR_032202030015/02-15-44-17.docx
@@ -297,7 +297,7 @@
           <w:color w:val="1F6FEB"/>
           <w:sz w:val="22"/>
         </w:rPr>
-        <w:t>⚠ INCOHÉRENCES À CORRIGER (135)</w:t>
+        <w:t>⚠ INCOHÉRENCES À CORRIGER (127)</w:t>
       </w:r>
     </w:p>
     <w:tbl>
@@ -634,7 +634,7 @@
                 <w:color w:val="16A34A"/>
                 <w:sz w:val="16"/>
               </w:rPr>
-              <w:t>s01q39</w:t>
+              <w:t>s01q00b</w:t>
             </w:r>
           </w:p>
         </w:tc>
@@ -665,7 +665,7 @@
                 <w:i w:val="0"/>
                 <w:sz w:val="17"/>
               </w:rPr>
-              <w:t>Incoherence! KHADY FALL dispose d'un téléphone portable à s01q39, donc la raison évoquée ne peut pas être (ne dispose pas d'appareil).</w:t>
+              <w:t>incoherent! Il manque des informations non renseignées (5 question(s) de  SERIGNE SONHIBOU NDIAYE) , prière de renseigner toutes les questions liées à  SERIGNE SONHIBOU NDIAYE .</w:t>
             </w:r>
           </w:p>
         </w:tc>
@@ -724,7 +724,7 @@
                 <w:color w:val="16A34A"/>
                 <w:sz w:val="16"/>
               </w:rPr>
-              <w:t>s01q00b</w:t>
+              <w:t>—</w:t>
             </w:r>
           </w:p>
         </w:tc>
@@ -755,7 +755,7 @@
                 <w:i w:val="0"/>
                 <w:sz w:val="17"/>
               </w:rPr>
-              <w:t>incoherent! Il manque des informations non renseignées (3 question(s) de  SAME NDIAYE) , prière de renseigner toutes les questions liées à  SAME NDIAYE .</w:t>
+              <w:t>Incoherence! SERIGNE SONHIBOU NDIAYE a dit que son père a un niveau  alors que le père lui-même dit qu'il a un niveau Primaire au niveau de la section 2.</w:t>
             </w:r>
           </w:p>
         </w:tc>
@@ -814,7 +814,7 @@
                 <w:color w:val="16A34A"/>
                 <w:sz w:val="16"/>
               </w:rPr>
-              <w:t>s01q00b</w:t>
+              <w:t>s01q25, s01q30, s04q23, s01q00b, s01q30_decode, s04q23_decode</w:t>
             </w:r>
           </w:p>
         </w:tc>
@@ -845,7 +845,7 @@
                 <w:i w:val="0"/>
                 <w:sz w:val="17"/>
               </w:rPr>
-              <w:t>incoherent! Il manque des informations non renseignées (5 question(s) de  SERIGNE SONHIBOU NDIAYE) , prière de renseigner toutes les questions liées à  SERIGNE SONHIBOU NDIAYE .</w:t>
+              <w:t>Incoherence! SERIGNE SONHIBOU NDIAYE a declaré que la catégorie socioprofessionnelle de son père est  alors que le père lui-même declare comme catégorie socioprofessionnelle Travailleur pour compte propre au niveau de la section 4b.</w:t>
             </w:r>
           </w:p>
         </w:tc>
@@ -904,7 +904,7 @@
                 <w:color w:val="16A34A"/>
                 <w:sz w:val="16"/>
               </w:rPr>
-              <w:t>—</w:t>
+              <w:t>s01q39</w:t>
             </w:r>
           </w:p>
         </w:tc>
@@ -935,7 +935,7 @@
                 <w:i w:val="0"/>
                 <w:sz w:val="17"/>
               </w:rPr>
-              <w:t>Incoherence! SERIGNE SONHIBOU NDIAYE a dit que son père a un niveau  alors que le père lui-même dit qu'il a un niveau Primaire au niveau de la section 2.</w:t>
+              <w:t>Incoherence! KHADY FALL dispose d'un téléphone portable à s01q39, donc la raison évoquée ne peut pas être (ne dispose pas d'appareil).</w:t>
             </w:r>
           </w:p>
         </w:tc>
@@ -994,7 +994,7 @@
                 <w:color w:val="16A34A"/>
                 <w:sz w:val="16"/>
               </w:rPr>
-              <w:t>s01q25, s01q30, s04q23, s01q00b, s01q30_decode, s04q23_decode</w:t>
+              <w:t>s01q00b</w:t>
             </w:r>
           </w:p>
         </w:tc>
@@ -1025,7 +1025,7 @@
                 <w:i w:val="0"/>
                 <w:sz w:val="17"/>
               </w:rPr>
-              <w:t>Incoherence! SERIGNE SONHIBOU NDIAYE a declaré que la catégorie socioprofessionnelle de son père est  alors que le père lui-même declare comme catégorie socioprofessionnelle Travailleur pour compte propre au niveau de la section 4b.</w:t>
+              <w:t>incoherent! Il manque des informations non renseignées (3 question(s) de  SAME NDIAYE) , prière de renseigner toutes les questions liées à  SAME NDIAYE .</w:t>
             </w:r>
           </w:p>
         </w:tc>
@@ -2164,7 +2164,7 @@
                 <w:color w:val="16A34A"/>
                 <w:sz w:val="16"/>
               </w:rPr>
-              <w:t>s00q27, s01q03a, s01q03b, s01q03c, s01q00b</w:t>
+              <w:t>s01q00</w:t>
             </w:r>
           </w:p>
         </w:tc>
@@ -2195,7 +2195,7 @@
                 <w:i w:val="0"/>
                 <w:sz w:val="17"/>
               </w:rPr>
-              <w:t>Les informations sur l'acte de naissance (ni Jours, ni mois et ni années) de  AMY NGOM  manquent, s'il vous plait pouvez-vous fournir d'effort pour avoir ces informations.</w:t>
+              <w:t>Attention ! Vous avez déclaré en s01q00 que le répondant est la personne elle-même, or SERIGNE SONHIBOU NDIAYE est trop jeune (3 ans) pour fournir des informations correctes.</w:t>
             </w:r>
           </w:p>
         </w:tc>
@@ -2254,7 +2254,7 @@
                 <w:color w:val="16A34A"/>
                 <w:sz w:val="16"/>
               </w:rPr>
-              <w:t>s00q27, s01q03a, s01q03b, s01q03c, s01q00b</w:t>
+              <w:t>—</w:t>
             </w:r>
           </w:p>
         </w:tc>
@@ -2285,7 +2285,7 @@
                 <w:i w:val="0"/>
                 <w:sz w:val="17"/>
               </w:rPr>
-              <w:t>Les informations sur l'acte de naissance (ni Jours, ni mois et ni années) de  FALLOU NDIAYE  manquent, s'il vous plait pouvez-vous fournir d'effort pour avoir ces informations.</w:t>
+              <w:t>Prière de refaire la section 1 pour SERIGNE SONHIBOU NDIAYE en demandant à un adulte de répondre aux questions à sa place.</w:t>
             </w:r>
           </w:p>
         </w:tc>
@@ -2344,7 +2344,7 @@
                 <w:color w:val="16A34A"/>
                 <w:sz w:val="16"/>
               </w:rPr>
-              <w:t>s00q27, s01q03a, s01q03b, s01q03c, s01q00b</w:t>
+              <w:t>—</w:t>
             </w:r>
           </w:p>
         </w:tc>
@@ -2375,727 +2375,7 @@
                 <w:i w:val="0"/>
                 <w:sz w:val="17"/>
               </w:rPr>
-              <w:t>Les informations sur l'acte de naissance (ni Jours, ni mois et ni années) de  KHADY FALL  manquent, s'il vous plait pouvez-vous fournir d'effort pour avoir ces informations.</w:t>
-            </w:r>
-          </w:p>
-        </w:tc>
-      </w:tr>
-      <w:tr>
-        <w:tc>
-          <w:tcPr>
-            <w:tcW w:type="dxa" w:w="964"/>
-          </w:tcPr>
-          <w:p>
-            <w:r>
-              <w:rPr>
-                <w:b/>
-                <w:i w:val="0"/>
-                <w:color w:val="EA580C"/>
-                <w:sz w:val="16"/>
-              </w:rPr>
-              <w:t>Moyenne</w:t>
-            </w:r>
-          </w:p>
-        </w:tc>
-        <w:tc>
-          <w:tcPr>
-            <w:tcW w:type="dxa" w:w="1247"/>
-          </w:tcPr>
-          <w:p>
-            <w:r>
-              <w:rPr>
-                <w:b/>
-                <w:i w:val="0"/>
-                <w:sz w:val="16"/>
-              </w:rPr>
-              <w:t>S01</w:t>
-              <w:br/>
-            </w:r>
-            <w:r>
-              <w:rPr>
-                <w:b w:val="0"/>
-                <w:i w:val="0"/>
-                <w:color w:val="64748B"/>
-                <w:sz w:val="14"/>
-              </w:rPr>
-              <w:t>Démographie</w:t>
-            </w:r>
-          </w:p>
-        </w:tc>
-        <w:tc>
-          <w:tcPr>
-            <w:tcW w:type="dxa" w:w="1531"/>
-          </w:tcPr>
-          <w:p>
-            <w:r>
-              <w:rPr>
-                <w:b/>
-                <w:i w:val="0"/>
-                <w:color w:val="16A34A"/>
-                <w:sz w:val="16"/>
-              </w:rPr>
-              <w:t>s00q27, s01q03a, s01q03b, s01q03c, s01q00b</w:t>
-            </w:r>
-          </w:p>
-        </w:tc>
-        <w:tc>
-          <w:tcPr>
-            <w:tcW w:type="dxa" w:w="1191"/>
-          </w:tcPr>
-          <w:p>
-            <w:r>
-              <w:rPr>
-                <w:b w:val="0"/>
-                <w:i w:val="0"/>
-                <w:color w:val="64748B"/>
-                <w:sz w:val="16"/>
-              </w:rPr>
-              <w:t>GT-CQ</w:t>
-            </w:r>
-          </w:p>
-        </w:tc>
-        <w:tc>
-          <w:tcPr>
-            <w:tcW w:type="dxa" w:w="4706"/>
-          </w:tcPr>
-          <w:p>
-            <w:r>
-              <w:rPr>
-                <w:b w:val="0"/>
-                <w:i w:val="0"/>
-                <w:sz w:val="17"/>
-              </w:rPr>
-              <w:t>Les informations sur l'acte de naissance (ni Jours, ni mois et ni années) de  SAME NDIAYE  manquent, s'il vous plait pouvez-vous fournir d'effort pour avoir ces informations.</w:t>
-            </w:r>
-          </w:p>
-        </w:tc>
-      </w:tr>
-      <w:tr>
-        <w:tc>
-          <w:tcPr>
-            <w:tcW w:type="dxa" w:w="964"/>
-          </w:tcPr>
-          <w:p>
-            <w:r>
-              <w:rPr>
-                <w:b/>
-                <w:i w:val="0"/>
-                <w:color w:val="EA580C"/>
-                <w:sz w:val="16"/>
-              </w:rPr>
-              <w:t>Moyenne</w:t>
-            </w:r>
-          </w:p>
-        </w:tc>
-        <w:tc>
-          <w:tcPr>
-            <w:tcW w:type="dxa" w:w="1247"/>
-          </w:tcPr>
-          <w:p>
-            <w:r>
-              <w:rPr>
-                <w:b/>
-                <w:i w:val="0"/>
-                <w:sz w:val="16"/>
-              </w:rPr>
-              <w:t>S01</w:t>
-              <w:br/>
-            </w:r>
-            <w:r>
-              <w:rPr>
-                <w:b w:val="0"/>
-                <w:i w:val="0"/>
-                <w:color w:val="64748B"/>
-                <w:sz w:val="14"/>
-              </w:rPr>
-              <w:t>Démographie</w:t>
-            </w:r>
-          </w:p>
-        </w:tc>
-        <w:tc>
-          <w:tcPr>
-            <w:tcW w:type="dxa" w:w="1531"/>
-          </w:tcPr>
-          <w:p>
-            <w:r>
-              <w:rPr>
-                <w:b/>
-                <w:i w:val="0"/>
-                <w:color w:val="16A34A"/>
-                <w:sz w:val="16"/>
-              </w:rPr>
-              <w:t>s00q27, s01q03a, s01q03b, s01q03c, s01q00b</w:t>
-            </w:r>
-          </w:p>
-        </w:tc>
-        <w:tc>
-          <w:tcPr>
-            <w:tcW w:type="dxa" w:w="1191"/>
-          </w:tcPr>
-          <w:p>
-            <w:r>
-              <w:rPr>
-                <w:b w:val="0"/>
-                <w:i w:val="0"/>
-                <w:color w:val="64748B"/>
-                <w:sz w:val="16"/>
-              </w:rPr>
-              <w:t>GT-CQ</w:t>
-            </w:r>
-          </w:p>
-        </w:tc>
-        <w:tc>
-          <w:tcPr>
-            <w:tcW w:type="dxa" w:w="4706"/>
-          </w:tcPr>
-          <w:p>
-            <w:r>
-              <w:rPr>
-                <w:b w:val="0"/>
-                <w:i w:val="0"/>
-                <w:sz w:val="17"/>
-              </w:rPr>
-              <w:t>Les informations sur l'acte de naissance (ni Jours, ni mois et ni années) de  SERIGNE SONHIBOU NDIAYE  manquent, s'il vous plait pouvez-vous fournir d'effort pour avoir ces informations.</w:t>
-            </w:r>
-          </w:p>
-        </w:tc>
-      </w:tr>
-      <w:tr>
-        <w:tc>
-          <w:tcPr>
-            <w:tcW w:type="dxa" w:w="964"/>
-          </w:tcPr>
-          <w:p>
-            <w:r>
-              <w:rPr>
-                <w:b/>
-                <w:i w:val="0"/>
-                <w:color w:val="EA580C"/>
-                <w:sz w:val="16"/>
-              </w:rPr>
-              <w:t>Moyenne</w:t>
-            </w:r>
-          </w:p>
-        </w:tc>
-        <w:tc>
-          <w:tcPr>
-            <w:tcW w:type="dxa" w:w="1247"/>
-          </w:tcPr>
-          <w:p>
-            <w:r>
-              <w:rPr>
-                <w:b/>
-                <w:i w:val="0"/>
-                <w:sz w:val="16"/>
-              </w:rPr>
-              <w:t>S01</w:t>
-              <w:br/>
-            </w:r>
-            <w:r>
-              <w:rPr>
-                <w:b w:val="0"/>
-                <w:i w:val="0"/>
-                <w:color w:val="64748B"/>
-                <w:sz w:val="14"/>
-              </w:rPr>
-              <w:t>Démographie</w:t>
-            </w:r>
-          </w:p>
-        </w:tc>
-        <w:tc>
-          <w:tcPr>
-            <w:tcW w:type="dxa" w:w="1531"/>
-          </w:tcPr>
-          <w:p>
-            <w:r>
-              <w:rPr>
-                <w:b/>
-                <w:i w:val="0"/>
-                <w:color w:val="16A34A"/>
-                <w:sz w:val="16"/>
-              </w:rPr>
-              <w:t>s01q04a, s01q03b</w:t>
-            </w:r>
-          </w:p>
-        </w:tc>
-        <w:tc>
-          <w:tcPr>
-            <w:tcW w:type="dxa" w:w="1191"/>
-          </w:tcPr>
-          <w:p>
-            <w:r>
-              <w:rPr>
-                <w:b w:val="0"/>
-                <w:i w:val="0"/>
-                <w:color w:val="64748B"/>
-                <w:sz w:val="16"/>
-              </w:rPr>
-              <w:t>GT-CQ</w:t>
-            </w:r>
-          </w:p>
-        </w:tc>
-        <w:tc>
-          <w:tcPr>
-            <w:tcW w:type="dxa" w:w="4706"/>
-          </w:tcPr>
-          <w:p>
-            <w:r>
-              <w:rPr>
-                <w:b w:val="0"/>
-                <w:i w:val="0"/>
-                <w:sz w:val="17"/>
-              </w:rPr>
-              <w:t>Le mois de l'enfant ( SERIGNE SONHIBOU NDIAYE ) n'est pas connu mais vous avez declaré en s01q04a le nombre de mois, prière de changer NSP au niveau de s01q03b.</w:t>
-            </w:r>
-          </w:p>
-        </w:tc>
-      </w:tr>
-      <w:tr>
-        <w:tc>
-          <w:tcPr>
-            <w:tcW w:type="dxa" w:w="964"/>
-          </w:tcPr>
-          <w:p>
-            <w:r>
-              <w:rPr>
-                <w:b/>
-                <w:i w:val="0"/>
-                <w:color w:val="EA580C"/>
-                <w:sz w:val="16"/>
-              </w:rPr>
-              <w:t>Moyenne</w:t>
-            </w:r>
-          </w:p>
-        </w:tc>
-        <w:tc>
-          <w:tcPr>
-            <w:tcW w:type="dxa" w:w="1247"/>
-          </w:tcPr>
-          <w:p>
-            <w:r>
-              <w:rPr>
-                <w:b/>
-                <w:i w:val="0"/>
-                <w:sz w:val="16"/>
-              </w:rPr>
-              <w:t>S01</w:t>
-              <w:br/>
-            </w:r>
-            <w:r>
-              <w:rPr>
-                <w:b w:val="0"/>
-                <w:i w:val="0"/>
-                <w:color w:val="64748B"/>
-                <w:sz w:val="14"/>
-              </w:rPr>
-              <w:t>Démographie</w:t>
-            </w:r>
-          </w:p>
-        </w:tc>
-        <w:tc>
-          <w:tcPr>
-            <w:tcW w:type="dxa" w:w="1531"/>
-          </w:tcPr>
-          <w:p>
-            <w:r>
-              <w:rPr>
-                <w:b/>
-                <w:i w:val="0"/>
-                <w:color w:val="16A34A"/>
-                <w:sz w:val="16"/>
-              </w:rPr>
-              <w:t>s01q00</w:t>
-            </w:r>
-          </w:p>
-        </w:tc>
-        <w:tc>
-          <w:tcPr>
-            <w:tcW w:type="dxa" w:w="1191"/>
-          </w:tcPr>
-          <w:p>
-            <w:r>
-              <w:rPr>
-                <w:b w:val="0"/>
-                <w:i w:val="0"/>
-                <w:color w:val="64748B"/>
-                <w:sz w:val="16"/>
-              </w:rPr>
-              <w:t>GT-CQ</w:t>
-            </w:r>
-          </w:p>
-        </w:tc>
-        <w:tc>
-          <w:tcPr>
-            <w:tcW w:type="dxa" w:w="4706"/>
-          </w:tcPr>
-          <w:p>
-            <w:r>
-              <w:rPr>
-                <w:b w:val="0"/>
-                <w:i w:val="0"/>
-                <w:sz w:val="17"/>
-              </w:rPr>
-              <w:t>Attention ! Vous avez déclaré en s01q00 que le répondant est la personne elle-même, or SERIGNE SONHIBOU NDIAYE est trop jeune (3 ans) pour fournir des informations correctes.</w:t>
-            </w:r>
-          </w:p>
-        </w:tc>
-      </w:tr>
-      <w:tr>
-        <w:tc>
-          <w:tcPr>
-            <w:tcW w:type="dxa" w:w="964"/>
-          </w:tcPr>
-          <w:p>
-            <w:r>
-              <w:rPr>
-                <w:b/>
-                <w:i w:val="0"/>
-                <w:color w:val="EA580C"/>
-                <w:sz w:val="16"/>
-              </w:rPr>
-              <w:t>Moyenne</w:t>
-            </w:r>
-          </w:p>
-        </w:tc>
-        <w:tc>
-          <w:tcPr>
-            <w:tcW w:type="dxa" w:w="1247"/>
-          </w:tcPr>
-          <w:p>
-            <w:r>
-              <w:rPr>
-                <w:b/>
-                <w:i w:val="0"/>
-                <w:sz w:val="16"/>
-              </w:rPr>
-              <w:t>S01</w:t>
-              <w:br/>
-            </w:r>
-            <w:r>
-              <w:rPr>
-                <w:b w:val="0"/>
-                <w:i w:val="0"/>
-                <w:color w:val="64748B"/>
-                <w:sz w:val="14"/>
-              </w:rPr>
-              <w:t>Démographie</w:t>
-            </w:r>
-          </w:p>
-        </w:tc>
-        <w:tc>
-          <w:tcPr>
-            <w:tcW w:type="dxa" w:w="1531"/>
-          </w:tcPr>
-          <w:p>
-            <w:r>
-              <w:rPr>
-                <w:b/>
-                <w:i w:val="0"/>
-                <w:color w:val="16A34A"/>
-                <w:sz w:val="16"/>
-              </w:rPr>
-              <w:t>—</w:t>
-            </w:r>
-          </w:p>
-        </w:tc>
-        <w:tc>
-          <w:tcPr>
-            <w:tcW w:type="dxa" w:w="1191"/>
-          </w:tcPr>
-          <w:p>
-            <w:r>
-              <w:rPr>
-                <w:b w:val="0"/>
-                <w:i w:val="0"/>
-                <w:color w:val="64748B"/>
-                <w:sz w:val="16"/>
-              </w:rPr>
-              <w:t>GT-CQ</w:t>
-            </w:r>
-          </w:p>
-        </w:tc>
-        <w:tc>
-          <w:tcPr>
-            <w:tcW w:type="dxa" w:w="4706"/>
-          </w:tcPr>
-          <w:p>
-            <w:r>
-              <w:rPr>
-                <w:b w:val="0"/>
-                <w:i w:val="0"/>
-                <w:sz w:val="17"/>
-              </w:rPr>
-              <w:t>Prière de refaire la section 1 pour SERIGNE SONHIBOU NDIAYE en demandant à un adulte de répondre aux questions à sa place.</w:t>
-            </w:r>
-          </w:p>
-        </w:tc>
-      </w:tr>
-      <w:tr>
-        <w:tc>
-          <w:tcPr>
-            <w:tcW w:type="dxa" w:w="964"/>
-          </w:tcPr>
-          <w:p>
-            <w:r>
-              <w:rPr>
-                <w:b/>
-                <w:i w:val="0"/>
-                <w:color w:val="EA580C"/>
-                <w:sz w:val="16"/>
-              </w:rPr>
-              <w:t>Moyenne</w:t>
-            </w:r>
-          </w:p>
-        </w:tc>
-        <w:tc>
-          <w:tcPr>
-            <w:tcW w:type="dxa" w:w="1247"/>
-          </w:tcPr>
-          <w:p>
-            <w:r>
-              <w:rPr>
-                <w:b/>
-                <w:i w:val="0"/>
-                <w:sz w:val="16"/>
-              </w:rPr>
-              <w:t>S01</w:t>
-              <w:br/>
-            </w:r>
-            <w:r>
-              <w:rPr>
-                <w:b w:val="0"/>
-                <w:i w:val="0"/>
-                <w:color w:val="64748B"/>
-                <w:sz w:val="14"/>
-              </w:rPr>
-              <w:t>Démographie</w:t>
-            </w:r>
-          </w:p>
-        </w:tc>
-        <w:tc>
-          <w:tcPr>
-            <w:tcW w:type="dxa" w:w="1531"/>
-          </w:tcPr>
-          <w:p>
-            <w:r>
-              <w:rPr>
-                <w:b/>
-                <w:i w:val="0"/>
-                <w:color w:val="16A34A"/>
-                <w:sz w:val="16"/>
-              </w:rPr>
-              <w:t>—</w:t>
-            </w:r>
-          </w:p>
-        </w:tc>
-        <w:tc>
-          <w:tcPr>
-            <w:tcW w:type="dxa" w:w="1191"/>
-          </w:tcPr>
-          <w:p>
-            <w:r>
-              <w:rPr>
-                <w:b w:val="0"/>
-                <w:i w:val="0"/>
-                <w:color w:val="64748B"/>
-                <w:sz w:val="16"/>
-              </w:rPr>
-              <w:t>GT-CQ</w:t>
-            </w:r>
-          </w:p>
-        </w:tc>
-        <w:tc>
-          <w:tcPr>
-            <w:tcW w:type="dxa" w:w="4706"/>
-          </w:tcPr>
-          <w:p>
-            <w:r>
-              <w:rPr>
-                <w:b w:val="0"/>
-                <w:i w:val="0"/>
-                <w:sz w:val="17"/>
-              </w:rPr>
               <w:t>Prière de verifier l'information donnée par SERIGNE SONHIBOU NDIAYE ou corriger au niveau de la section 1.</w:t>
-            </w:r>
-          </w:p>
-        </w:tc>
-      </w:tr>
-      <w:tr>
-        <w:tc>
-          <w:tcPr>
-            <w:tcW w:type="dxa" w:w="964"/>
-          </w:tcPr>
-          <w:p>
-            <w:r>
-              <w:rPr>
-                <w:b/>
-                <w:i w:val="0"/>
-                <w:color w:val="EA580C"/>
-                <w:sz w:val="16"/>
-              </w:rPr>
-              <w:t>Moyenne</w:t>
-            </w:r>
-          </w:p>
-        </w:tc>
-        <w:tc>
-          <w:tcPr>
-            <w:tcW w:type="dxa" w:w="1247"/>
-          </w:tcPr>
-          <w:p>
-            <w:r>
-              <w:rPr>
-                <w:b/>
-                <w:i w:val="0"/>
-                <w:sz w:val="16"/>
-              </w:rPr>
-              <w:t>S01</w:t>
-              <w:br/>
-            </w:r>
-            <w:r>
-              <w:rPr>
-                <w:b w:val="0"/>
-                <w:i w:val="0"/>
-                <w:color w:val="64748B"/>
-                <w:sz w:val="14"/>
-              </w:rPr>
-              <w:t>Démographie</w:t>
-            </w:r>
-          </w:p>
-        </w:tc>
-        <w:tc>
-          <w:tcPr>
-            <w:tcW w:type="dxa" w:w="1531"/>
-          </w:tcPr>
-          <w:p>
-            <w:r>
-              <w:rPr>
-                <w:b/>
-                <w:i w:val="0"/>
-                <w:color w:val="16A34A"/>
-                <w:sz w:val="16"/>
-              </w:rPr>
-              <w:t>s00q27, s01q03a, s01q03b, s01q03c, s01q00b</w:t>
-            </w:r>
-          </w:p>
-        </w:tc>
-        <w:tc>
-          <w:tcPr>
-            <w:tcW w:type="dxa" w:w="1191"/>
-          </w:tcPr>
-          <w:p>
-            <w:r>
-              <w:rPr>
-                <w:b w:val="0"/>
-                <w:i w:val="0"/>
-                <w:color w:val="64748B"/>
-                <w:sz w:val="16"/>
-              </w:rPr>
-              <w:t>GT-CQ</w:t>
-            </w:r>
-          </w:p>
-        </w:tc>
-        <w:tc>
-          <w:tcPr>
-            <w:tcW w:type="dxa" w:w="4706"/>
-          </w:tcPr>
-          <w:p>
-            <w:r>
-              <w:rPr>
-                <w:b w:val="0"/>
-                <w:i w:val="0"/>
-                <w:sz w:val="17"/>
-              </w:rPr>
-              <w:t>Les informations sur l'acte de naissance (ni Jours, ni mois et ni années) de  THIERNO NDIAYE  manquent, s'il vous plait pouvez-vous fournir d'effort pour avoir ces informations.</w:t>
-            </w:r>
-          </w:p>
-        </w:tc>
-      </w:tr>
-      <w:tr>
-        <w:tc>
-          <w:tcPr>
-            <w:tcW w:type="dxa" w:w="964"/>
-          </w:tcPr>
-          <w:p>
-            <w:r>
-              <w:rPr>
-                <w:b/>
-                <w:i w:val="0"/>
-                <w:color w:val="EA580C"/>
-                <w:sz w:val="16"/>
-              </w:rPr>
-              <w:t>Moyenne</w:t>
-            </w:r>
-          </w:p>
-        </w:tc>
-        <w:tc>
-          <w:tcPr>
-            <w:tcW w:type="dxa" w:w="1247"/>
-          </w:tcPr>
-          <w:p>
-            <w:r>
-              <w:rPr>
-                <w:b/>
-                <w:i w:val="0"/>
-                <w:sz w:val="16"/>
-              </w:rPr>
-              <w:t>S01</w:t>
-              <w:br/>
-            </w:r>
-            <w:r>
-              <w:rPr>
-                <w:b w:val="0"/>
-                <w:i w:val="0"/>
-                <w:color w:val="64748B"/>
-                <w:sz w:val="14"/>
-              </w:rPr>
-              <w:t>Démographie</w:t>
-            </w:r>
-          </w:p>
-        </w:tc>
-        <w:tc>
-          <w:tcPr>
-            <w:tcW w:type="dxa" w:w="1531"/>
-          </w:tcPr>
-          <w:p>
-            <w:r>
-              <w:rPr>
-                <w:b/>
-                <w:i w:val="0"/>
-                <w:color w:val="16A34A"/>
-                <w:sz w:val="16"/>
-              </w:rPr>
-              <w:t>s01q04a, s01q03b</w:t>
-            </w:r>
-          </w:p>
-        </w:tc>
-        <w:tc>
-          <w:tcPr>
-            <w:tcW w:type="dxa" w:w="1191"/>
-          </w:tcPr>
-          <w:p>
-            <w:r>
-              <w:rPr>
-                <w:b w:val="0"/>
-                <w:i w:val="0"/>
-                <w:color w:val="64748B"/>
-                <w:sz w:val="16"/>
-              </w:rPr>
-              <w:t>GT-CQ</w:t>
-            </w:r>
-          </w:p>
-        </w:tc>
-        <w:tc>
-          <w:tcPr>
-            <w:tcW w:type="dxa" w:w="4706"/>
-          </w:tcPr>
-          <w:p>
-            <w:r>
-              <w:rPr>
-                <w:b w:val="0"/>
-                <w:i w:val="0"/>
-                <w:sz w:val="17"/>
-              </w:rPr>
-              <w:t>Le mois de l'enfant ( THIERNO NDIAYE ) n'est pas connu mais vous avez declaré en s01q04a le nombre de mois, prière de changer NSP au niveau de s01q03b.</w:t>
             </w:r>
           </w:p>
         </w:tc>
